--- a/courts/fifth-circuit/louisiana/state/court-of-appeal/opening-brief/usage/OUTPUT-opening-brief.docx
+++ b/courts/fifth-circuit/louisiana/state/court-of-appeal/opening-brief/usage/OUTPUT-opening-brief.docx
@@ -1471,10 +1471,7 @@
         <w:ind w:left="1140" w:right="720" w:hanging="720"/>
       </w:pPr>
       <w:r>
-        <w:t xml:space="preserve">I.</w:t>
-      </w:r>
-      <w:r>
-        <w:t xml:space="preserve"> </w:t>
+        <w:t xml:space="preserve">I. </w:t>
       </w:r>
       <w:r>
         <w:t xml:space="preserve">The</w:t>
@@ -1529,10 +1526,7 @@
         <w:ind w:left="1140" w:right="720" w:hanging="720"/>
       </w:pPr>
       <w:r>
-        <w:t xml:space="preserve">II.</w:t>
-      </w:r>
-      <w:r>
-        <w:t xml:space="preserve"> </w:t>
+        <w:t xml:space="preserve">II. </w:t>
       </w:r>
       <w:r>
         <w:t xml:space="preserve">The</w:t>
@@ -1593,10 +1587,7 @@
         <w:ind w:left="1140" w:right="720" w:hanging="720"/>
       </w:pPr>
       <w:r>
-        <w:t xml:space="preserve">III.</w:t>
-      </w:r>
-      <w:r>
-        <w:t xml:space="preserve"> </w:t>
+        <w:t xml:space="preserve">III. </w:t>
       </w:r>
       <w:r>
         <w:t xml:space="preserve">The</w:t>
@@ -1713,10 +1704,7 @@
         <w:ind w:left="1140" w:right="720" w:hanging="720"/>
       </w:pPr>
       <w:r>
-        <w:t xml:space="preserve">I.</w:t>
-      </w:r>
-      <w:r>
-        <w:t xml:space="preserve"> </w:t>
+        <w:t xml:space="preserve">I. </w:t>
       </w:r>
       <w:r>
         <w:t xml:space="preserve">Standard</w:t>
@@ -1753,10 +1741,7 @@
         <w:ind w:left="1140" w:right="720" w:hanging="720"/>
       </w:pPr>
       <w:r>
-        <w:t xml:space="preserve">II.</w:t>
-      </w:r>
-      <w:r>
-        <w:t xml:space="preserve"> </w:t>
+        <w:t xml:space="preserve">II. </w:t>
       </w:r>
       <w:r>
         <w:t xml:space="preserve">The</w:t>
@@ -1883,10 +1868,7 @@
         <w:ind w:left="1140" w:right="720" w:hanging="720"/>
       </w:pPr>
       <w:r>
-        <w:t xml:space="preserve">III.</w:t>
-      </w:r>
-      <w:r>
-        <w:t xml:space="preserve"> </w:t>
+        <w:t xml:space="preserve">III. </w:t>
       </w:r>
       <w:r>
         <w:t xml:space="preserve">The</w:t>
@@ -2019,10 +2001,7 @@
         <w:ind w:left="1560" w:right="720" w:hanging="720"/>
       </w:pPr>
       <w:r>
-        <w:t xml:space="preserve">A.</w:t>
-      </w:r>
-      <w:r>
-        <w:t xml:space="preserve"> </w:t>
+        <w:t xml:space="preserve">A. </w:t>
       </w:r>
       <w:r>
         <w:t xml:space="preserve">Section</w:t>
@@ -2241,10 +2220,7 @@
         <w:ind w:left="1560" w:right="720" w:hanging="720"/>
       </w:pPr>
       <w:r>
-        <w:t xml:space="preserve">B.</w:t>
-      </w:r>
-      <w:r>
-        <w:t xml:space="preserve"> </w:t>
+        <w:t xml:space="preserve">B. </w:t>
       </w:r>
       <w:r>
         <w:t xml:space="preserve">The</w:t>
@@ -2407,10 +2383,7 @@
         <w:ind w:left="1560" w:right="720" w:hanging="720"/>
       </w:pPr>
       <w:r>
-        <w:t xml:space="preserve">C.</w:t>
-      </w:r>
-      <w:r>
-        <w:t xml:space="preserve"> </w:t>
+        <w:t xml:space="preserve">C. </w:t>
       </w:r>
       <w:r>
         <w:t xml:space="preserve">The</w:t>
@@ -2497,9 +2470,7 @@
         <w:t xml:space="preserve"> </w:t>
       </w:r>
       <w:r>
-        <w:t xml:space="preserve">82</w:t>
-        <w:noBreakHyphen/>
-        <w:t xml:space="preserve">25(e)</w:t>
+        <w:t xml:space="preserve">82-⁠25(e)</w:t>
       </w:r>
       <w:r>
         <w:t xml:space="preserve"> </w:t>
@@ -2563,10 +2534,7 @@
         <w:ind w:left="1560" w:right="720" w:hanging="720"/>
       </w:pPr>
       <w:r>
-        <w:t xml:space="preserve">D.</w:t>
-      </w:r>
-      <w:r>
-        <w:t xml:space="preserve"> </w:t>
+        <w:t xml:space="preserve">D. </w:t>
       </w:r>
       <w:r>
         <w:t xml:space="preserve">The</w:t>
@@ -2765,10 +2733,7 @@
         <w:ind w:left="1140" w:right="720" w:hanging="720"/>
       </w:pPr>
       <w:r>
-        <w:t xml:space="preserve">IV.</w:t>
-      </w:r>
-      <w:r>
-        <w:t xml:space="preserve"> </w:t>
+        <w:t xml:space="preserve">IV. </w:t>
       </w:r>
       <w:r>
         <w:t xml:space="preserve">The</w:t>
@@ -2925,10 +2890,7 @@
         <w:ind w:left="1560" w:right="720" w:hanging="720"/>
       </w:pPr>
       <w:r>
-        <w:t xml:space="preserve">A.</w:t>
-      </w:r>
-      <w:r>
-        <w:t xml:space="preserve"> </w:t>
+        <w:t xml:space="preserve">A. </w:t>
       </w:r>
       <w:r>
         <w:t xml:space="preserve">The</w:t>
@@ -3091,10 +3053,7 @@
         <w:ind w:left="1560" w:right="720" w:hanging="720"/>
       </w:pPr>
       <w:r>
-        <w:t xml:space="preserve">B.</w:t>
-      </w:r>
-      <w:r>
-        <w:t xml:space="preserve"> </w:t>
+        <w:t xml:space="preserve">B. </w:t>
       </w:r>
       <w:r>
         <w:t xml:space="preserve">The</w:t>
@@ -3179,10 +3138,7 @@
         <w:ind w:left="1560" w:right="720" w:hanging="720"/>
       </w:pPr>
       <w:r>
-        <w:t xml:space="preserve">C.</w:t>
-      </w:r>
-      <w:r>
-        <w:t xml:space="preserve"> </w:t>
+        <w:t xml:space="preserve">C. </w:t>
       </w:r>
       <w:r>
         <w:t xml:space="preserve">The</w:t>
@@ -3900,7 +3856,7 @@
         <w:tab/>
       </w:r>
       <w:r>
-        <w:t xml:space="preserve">32</w:t>
+        <w:t xml:space="preserve">33</w:t>
       </w:r>
     </w:p>
     <w:p>
@@ -8099,13 +8055,7 @@
         <w:pStyle w:val="BodyText"/>
       </w:pPr>
       <w:r>
-        <w:t xml:space="preserve">The district court erred when it held that the Planning Commission did not need to follow § 82</w:t>
-      </w:r>
-      <w:r>
-        <w:noBreakHyphen/>
-      </w:r>
-      <w:r>
-        <w:t xml:space="preserve">25(e)</w:t>
+        <w:t xml:space="preserve">The district court erred when it held that the Planning Commission did not need to follow § 82-⁠25(e)</w:t>
       </w:r>
       <w:r>
         <w:t xml:space="preserve"> </w:t>
@@ -8169,13 +8119,7 @@
         <w:tab/>
       </w:r>
       <w:r>
-        <w:t xml:space="preserve">§ 82</w:t>
-      </w:r>
-      <w:r>
-        <w:noBreakHyphen/>
-      </w:r>
-      <w:r>
-        <w:t xml:space="preserve">25(e)</w:t>
+        <w:t xml:space="preserve">§ 82-⁠25(e)</w:t>
       </w:r>
       <w:r>
         <w:t xml:space="preserve"> </w:t>
@@ -8195,13 +8139,7 @@
         <w:tab/>
       </w:r>
       <w:r>
-        <w:t xml:space="preserve">Given the clear and unambiguous language in §§ 82</w:t>
-      </w:r>
-      <w:r>
-        <w:noBreakHyphen/>
-      </w:r>
-      <w:r>
-        <w:t xml:space="preserve">25(c)</w:t>
+        <w:t xml:space="preserve">Given the clear and unambiguous language in §§ 82-⁠25(c)</w:t>
       </w:r>
       <w:r>
         <w:t xml:space="preserve"> </w:t>
@@ -8235,13 +8173,7 @@
         <w:tab/>
       </w:r>
       <w:r>
-        <w:t xml:space="preserve">The Parish Council on appeal applied no standard to Koch’s land use application, despite the ordinance providing a standard in § 82</w:t>
-      </w:r>
-      <w:r>
-        <w:noBreakHyphen/>
-      </w:r>
-      <w:r>
-        <w:t xml:space="preserve">25(h).</w:t>
+        <w:t xml:space="preserve">The Parish Council on appeal applied no standard to Koch’s land use application, despite the ordinance providing a standard in § 82-⁠25(h).</w:t>
       </w:r>
       <w:r>
         <w:t xml:space="preserve"> </w:t>
@@ -8304,6 +8236,10 @@
         <w:t xml:space="preserve">I.</w:t>
       </w:r>
       <w:r>
+        <w:rPr>
+          <w:b/>
+          <w:bCs/>
+        </w:rPr>
         <w:tab/>
       </w:r>
       <w:r>
@@ -8488,6 +8424,10 @@
         <w:t xml:space="preserve">II.</w:t>
       </w:r>
       <w:r>
+        <w:rPr>
+          <w:b/>
+          <w:bCs/>
+        </w:rPr>
         <w:tab/>
       </w:r>
       <w:r>
@@ -8587,13 +8527,7 @@
         <w:pStyle w:val="BodyTextNote"/>
       </w:pPr>
       <w:r>
-        <w:t xml:space="preserve">The St. James Parish land use plan (“Plan” or “Ordinance”) includes, in subsection (c), a table listing land use categories and the accompanying allowable uses for those categories. Ord. Art. II, § 82</w:t>
-      </w:r>
-      <w:r>
-        <w:noBreakHyphen/>
-      </w:r>
-      <w:r>
-        <w:t xml:space="preserve">25(c).</w:t>
+        <w:t xml:space="preserve">The St. James Parish land use plan (“Plan” or “Ordinance”) includes, in subsection (c), a table listing land use categories and the accompanying allowable uses for those categories. Ord. Art. II, § 82-⁠25(c).</w:t>
       </w:r>
       <w:r>
         <w:rPr>
@@ -8792,13 +8726,7 @@
         <w:t xml:space="preserve"> </w:t>
       </w:r>
       <w:r>
-        <w:t xml:space="preserve">Further, the Plan mandates that before the Commission can recommend or the Council can approve such a nonallowable use, they must make “affirmative findings that there is a compelling public benefit, that the use is compatible with surrounding uses[,] and that adverse impacts of the use are inconsequential . . . .” Ord. Art. II, § 82</w:t>
-      </w:r>
-      <w:r>
-        <w:noBreakHyphen/>
-      </w:r>
-      <w:r>
-        <w:t xml:space="preserve">25(e).</w:t>
+        <w:t xml:space="preserve">Further, the Plan mandates that before the Commission can recommend or the Council can approve such a nonallowable use, they must make “affirmative findings that there is a compelling public benefit, that the use is compatible with surrounding uses[,] and that adverse impacts of the use are inconsequential ⁠. ⁠. ⁠. ⁠.” Ord. Art. II, § 82-⁠25(e).</w:t>
       </w:r>
     </w:p>
     <w:p>
@@ -8847,6 +8775,10 @@
         <w:t xml:space="preserve">III.</w:t>
       </w:r>
       <w:r>
+        <w:rPr>
+          <w:b/>
+          <w:bCs/>
+        </w:rPr>
         <w:tab/>
       </w:r>
       <w:r>
@@ -9130,13 +9062,7 @@
         <w:pStyle w:val="BodyText"/>
       </w:pPr>
       <w:r>
-        <w:t xml:space="preserve">The Parish’s approval of the Koch Methanol land use application was void because the Planning Commission did not apply the ordinance’s more stringent Tier 3 review process that is mandated under § 82</w:t>
-      </w:r>
-      <w:r>
-        <w:noBreakHyphen/>
-      </w:r>
-      <w:r>
-        <w:t xml:space="preserve">25(e)</w:t>
+        <w:t xml:space="preserve">The Parish’s approval of the Koch Methanol land use application was void because the Planning Commission did not apply the ordinance’s more stringent Tier 3 review process that is mandated under § 82-⁠25(e)</w:t>
       </w:r>
       <w:r>
         <w:t xml:space="preserve"> </w:t>
@@ -9193,6 +9119,10 @@
         <w:t xml:space="preserve">I.</w:t>
       </w:r>
       <w:r>
+        <w:rPr>
+          <w:b/>
+          <w:bCs/>
+        </w:rPr>
         <w:tab/>
       </w:r>
       <w:r>
@@ -9389,6 +9319,10 @@
         <w:t xml:space="preserve">II.</w:t>
       </w:r>
       <w:r>
+        <w:rPr>
+          <w:b/>
+          <w:bCs/>
+        </w:rPr>
         <w:tab/>
       </w:r>
       <w:r>
@@ -10095,6 +10029,10 @@
         <w:t xml:space="preserve">III.</w:t>
       </w:r>
       <w:r>
+        <w:rPr>
+          <w:b/>
+          <w:bCs/>
+        </w:rPr>
         <w:tab/>
       </w:r>
       <w:r>
@@ -10362,13 +10300,7 @@
         <w:pStyle w:val="BodyText"/>
       </w:pPr>
       <w:r>
-        <w:t xml:space="preserve">The Planning Commission exceeded its authority under the land use ordinance when it approved Koch Methanol’s land use application under Tier 2/​section (f), as though it was a use “specifically listed as allowable,” and therefore without addressing the affirmative findings mandated by the ordinance and without referring it to the Council for final approval, as § 82</w:t>
-      </w:r>
-      <w:r>
-        <w:noBreakHyphen/>
-      </w:r>
-      <w:r>
-        <w:t xml:space="preserve">25(e)</w:t>
+        <w:t xml:space="preserve">The Planning Commission exceeded its authority under the land use ordinance when it approved Koch Methanol’s land use application under Tier 2/​section (f), as though it was a use “specifically listed as allowable,” and therefore without addressing the affirmative findings mandated by the ordinance and without referring it to the Council for final approval, as § 82-⁠25(e)</w:t>
       </w:r>
       <w:r>
         <w:t xml:space="preserve"> </w:t>
@@ -10409,10 +10341,7 @@
         <w:t xml:space="preserve">Ass’n</w:t>
       </w:r>
       <w:r>
-        <w:t xml:space="preserve"> </w:t>
-      </w:r>
-      <w:r>
-        <w:t xml:space="preserve">, 425 So.2d at 1320 (while a “parish may have the discretion to approve or disapprove the plan itself,” it has “no discretion in following the requirements of its own ordinance[.]”);</w:t>
+        <w:t xml:space="preserve"> ⁠, 425 So.2d at 1320 (while a “parish may have the discretion to approve or disapprove the plan itself,” it has “no discretion in following the requirements of its own ordinance[.]”);</w:t>
       </w:r>
       <w:r>
         <w:t xml:space="preserve"> </w:t>
@@ -10529,6 +10458,10 @@
         <w:t xml:space="preserve">A.</w:t>
       </w:r>
       <w:r>
+        <w:rPr>
+          <w:b/>
+          <w:bCs/>
+        </w:rPr>
         <w:tab/>
       </w:r>
       <w:r>
@@ -10994,46 +10927,245 @@
         <w:pStyle w:val="BodyText"/>
       </w:pPr>
       <w:r>
-        <w:t xml:space="preserve">In reviewing Koch’s application—and the pipeline component of its project in particular—the Commission was required to follow § 82</w:t>
+        <w:t xml:space="preserve">In reviewing Koch’s application—and the pipeline component of its project in particular—the Commission was required to follow § 82-⁠25(e)</w:t>
+      </w:r>
+      <w:r>
+        <w:t xml:space="preserve"> </w:t>
+      </w:r>
+      <w:r>
+        <w:t xml:space="preserve">of the ordinance before it could approve the Project and make affirmative findings that the Project would have compelling public benefits, would be compatible with surrounding uses, and that adverse impacts of the Project would be inconsequential. Instead, the Commission illegally followed subsection (f) of the ordinance which applies to uses proposed for an area in which they are listed as allowable. Subsection (e) states that:</w:t>
+      </w:r>
+    </w:p>
+    <w:p>
+      <w:pPr>
+        <w:pStyle w:val="XdQuoteOnly"/>
+      </w:pPr>
+      <w:r>
+        <w:t xml:space="preserve">Uses not specifically listed as allowable in a use category in subsection (c) of this section are prohibited unless the planning commission considers the use in accordance with subsections (g), (h) and (i),</w:t>
+      </w:r>
+      <w:r>
+        <w:t xml:space="preserve"> </w:t>
+      </w:r>
+      <w:r>
+        <w:t xml:space="preserve">and the parish council approves the use. Any such recommendation or approval shall be made on a case-by-case basis.</w:t>
+      </w:r>
+      <w:r>
+        <w:t xml:space="preserve"> </w:t>
+      </w:r>
+      <w:r>
+        <w:rPr>
+          <w:i/>
+          <w:iCs/>
+        </w:rPr>
+        <w:t xml:space="preserve">The planning commission shall not recommend a use for approval and the parish council shall not approve a use, under this subsection unless it makes affirmative findings that there is a compelling public benefit, that the use is compatible with surrounding uses and adverse impacts of the use are inconsequential</w:t>
+      </w:r>
+      <w:r>
+        <w:t xml:space="preserve">; or that approval is required as a matter of constitutional imperative or other vested legal right superior to this section.</w:t>
+      </w:r>
+    </w:p>
+    <w:p>
+      <w:pPr>
+        <w:pStyle w:val="BodyText"/>
+      </w:pPr>
+      <w:r>
+        <w:t xml:space="preserve">Ord. Art. II, § 82-⁠25(e)</w:t>
+      </w:r>
+      <w:r>
+        <w:t xml:space="preserve"> </w:t>
+      </w:r>
+      <w:r>
+        <w:t xml:space="preserve">(emphasis added). Thus, unless the type of project seeking approval is specifically listed in the land use plan as an allowable use under the appropriate category, the Commission cannot approve an application. Instead, it must make a recommendation to the Council, which then makes the ultimate decision. Both the Commission recommendation and the Council decision must be based on the factors enumerated in section (g)-(i),</w:t>
+      </w:r>
+      <w:r>
+        <w:t xml:space="preserve"> </w:t>
+      </w:r>
+      <w:r>
+        <w:t xml:space="preserve">and neither body can approve a project unless the project satisfies additional hurdles that must be memorialized as affirmative findings concerning the public benefits the project provides, the compatibility with surrounding uses, and the adverse impacts the project causes.</w:t>
+      </w:r>
+    </w:p>
+    <w:p>
+      <w:pPr>
+        <w:pStyle w:val="BodyText"/>
+      </w:pPr>
+      <w:r>
+        <w:t xml:space="preserve">The Commission was required to follow this procedure for Koch Methanol’s application, and the district court erred in allowing the Commission to circumvent this procedure. The language of the Ordinance is clear, not ambiguous. Not only does subsection (c) not list “petrochemical operations” or “pipelines” as allowable uses in the Wetlands category, it does not list</w:t>
+      </w:r>
+      <w:r>
+        <w:t xml:space="preserve"> </w:t>
+      </w:r>
+      <w:r>
+        <w:rPr>
+          <w:i/>
+          <w:iCs/>
+        </w:rPr>
+        <w:t xml:space="preserve">any</w:t>
+      </w:r>
+      <w:r>
+        <w:t xml:space="preserve"> </w:t>
+      </w:r>
+      <w:r>
+        <w:t xml:space="preserve">allowable use. Rather, this provision urges that “wetland areas should remain unoccupied except for unique situations requiring a location in the water….” Furthermore, the ordinance states that the “Allowable Uses” column for the Wetlands category is “Shown for information only.”</w:t>
+      </w:r>
+    </w:p>
+    <w:p>
+      <w:pPr>
+        <w:pStyle w:val="XdQuoteOnly"/>
+      </w:pPr>
+      <w:r>
+        <w:t xml:space="preserve">Wetlands: Shown for information only; wetland areas should remain unoccupied except for unique situations requiring a location in the water, subject to any permits required under article V, chapter 18.</w:t>
+      </w:r>
+    </w:p>
+    <w:p>
+      <w:pPr>
+        <w:pStyle w:val="BodyText"/>
+      </w:pPr>
+      <w:r>
+        <w:t xml:space="preserve">In contrast, the “Industrial” land use category provides a list of allowable uses, including “Petrochemical operations” and “pipelines.”</w:t>
+      </w:r>
+    </w:p>
+    <w:p>
+      <w:pPr>
+        <w:pStyle w:val="XdQuoteOnly"/>
+      </w:pPr>
+      <w:r>
+        <w:t xml:space="preserve">Industrial: Petrochemical operations; manufacturing; tank farms; material processing and production; grain elevators, railroad yard facilities; raw, spent, and finished material storage; warehousing or open-yard equipment; material handling facilities (such as conveyors, pipelines, and trans-shipment facilities); and associated support facilities and offices.</w:t>
+      </w:r>
+    </w:p>
+    <w:p>
+      <w:pPr>
+        <w:pStyle w:val="BodyText"/>
+      </w:pPr>
+      <w:r>
+        <w:t xml:space="preserve">Ord. Art. II, § 82-⁠25(c)</w:t>
+      </w:r>
+      <w:r>
+        <w:t xml:space="preserve"> </w:t>
+      </w:r>
+      <w:r>
+        <w:t xml:space="preserve">(emphasis added). Other land use categories contain a myriad of specifically listed uses such as “grain elevators” in the Industrial category, and “restaurants” in the Commercial category. Indeed, the fact that “pipelines” are specifically listed as allowable uses in the “Industrial” land use category serves as yet another clear direction that pipelines are</w:t>
+      </w:r>
+      <w:r>
+        <w:t xml:space="preserve"> </w:t>
+      </w:r>
+      <w:r>
+        <w:rPr>
+          <w:i/>
+          <w:iCs/>
+        </w:rPr>
+        <w:t xml:space="preserve">not</w:t>
+      </w:r>
+      <w:r>
+        <w:t xml:space="preserve"> </w:t>
+      </w:r>
+      <w:r>
+        <w:t xml:space="preserve">specifically listed as allowable uses in a Wetlands area, regardless of whether they can nevertheless be approved as a “unique situation.”</w:t>
+      </w:r>
+    </w:p>
+    <w:p>
+      <w:pPr>
+        <w:pStyle w:val="BodyText"/>
+      </w:pPr>
+      <w:r>
+        <w:t xml:space="preserve">Therefore, the Commission was required to consider the Project, and its pipeline construction in wetlands, to be a use not specifically listed as allowable. This would dictate application of the Tier 3/​section (e) procedures if the Parish wanted to consider whether it could approve the Project anyway, as a “unique situation requiring a location in water.” The Commission would then make (or be unable to make) the necessary affirmative findings, and recommend an action to the Council. Instead, the Commission unilaterally approved Koch’s application, ignoring its procedural and substantive obligations under section (e).</w:t>
+      </w:r>
+    </w:p>
+    <w:p>
+      <w:pPr>
+        <w:pStyle w:val="BodyText"/>
+      </w:pPr>
+      <w:r>
+        <w:t xml:space="preserve">The Commission attempted to justify its action by claiming that the Koch pipeline in wetlands is “a unique situation requiring a location in a Wetlands area,” and that such unique situations are allowable uses in Wetlands. R. 248. But, even if the Commission considers the pipeline approvable as a unique situation, that determination does not make the pipeline a specifically listed allowable use. Appellants acknowledge that the ordinance permits the Parish to approve some nonallowable uses in Wetlands, those that can meet the stringent Tier 3/​section (e) criteria. But that does not make those projects specifically listed as allowable.</w:t>
+      </w:r>
+    </w:p>
+    <w:p>
+      <w:pPr>
+        <w:pStyle w:val="BodyText"/>
+      </w:pPr>
+      <w:r>
+        <w:t xml:space="preserve">To find otherwise requires the Court to ignore not one, but two clear provisions in the ordinance. First, the Court would have to ignore that the ordinance</w:t>
+      </w:r>
+      <w:r>
+        <w:t xml:space="preserve"> </w:t>
+      </w:r>
+      <w:r>
+        <w:rPr>
+          <w:i/>
+          <w:iCs/>
+        </w:rPr>
+        <w:t xml:space="preserve">prohibits</w:t>
+      </w:r>
+      <w:r>
+        <w:t xml:space="preserve"> </w:t>
+      </w:r>
+      <w:r>
+        <w:t xml:space="preserve">“[u]ses not specifically listed” as allowable in a use category and dictates special procedures for approval of these uses. Ord. Art. II, § 82-⁠25(e).</w:t>
+      </w:r>
+      <w:r>
+        <w:t xml:space="preserve"> </w:t>
+      </w:r>
+      <w:r>
+        <w:t xml:space="preserve">The Parish’s interpretation that pipelines become allowable uses upon a finding that they present a unique situation requires ignoring that pipelines are not “specifically listed” as allowable in Wetlands. Second, the Parish’s interpretation requires ignoring that the Wetlands allowable use category is “[s]hown for information only” and that they “should remain unoccupied.”</w:t>
+      </w:r>
+      <w:r>
+        <w:t xml:space="preserve"> </w:t>
+      </w:r>
+      <w:r>
+        <w:rPr>
+          <w:i/>
+          <w:iCs/>
+        </w:rPr>
+        <w:t xml:space="preserve">Id.</w:t>
+      </w:r>
+      <w:r>
+        <w:t xml:space="preserve"> </w:t>
+      </w:r>
+      <w:r>
+        <w:t xml:space="preserve">at § 82-⁠25(c).</w:t>
+      </w:r>
+      <w:r>
+        <w:t xml:space="preserve"> </w:t>
+      </w:r>
+      <w:r>
+        <w:t xml:space="preserve">The Parish’s argument would render this language superfluous, a result prohibited by the rules of statutory interpretation.</w:t>
+      </w:r>
+      <w:r>
+        <w:t xml:space="preserve"> </w:t>
+      </w:r>
+      <w:r>
+        <w:rPr>
+          <w:i/>
+          <w:iCs/>
+        </w:rPr>
+        <w:t xml:space="preserve">Langlois</w:t>
+      </w:r>
+      <w:r>
+        <w:rPr>
+          <w:i/>
+          <w:iCs/>
+        </w:rPr>
+        <w:t xml:space="preserve"> </w:t>
+      </w:r>
+      <w:r>
+        <w:rPr>
+          <w:i/>
+          <w:iCs/>
+        </w:rPr>
+        <w:t xml:space="preserve">v. E. Baton Rouge Par. Sch. Bd.</w:t>
+      </w:r>
+      <w:r>
+        <w:t xml:space="preserve">, 1999</w:t>
       </w:r>
       <w:r>
         <w:noBreakHyphen/>
       </w:r>
       <w:r>
-        <w:t xml:space="preserve">25(e)</w:t>
-      </w:r>
-      <w:r>
-        <w:t xml:space="preserve"> </w:t>
-      </w:r>
-      <w:r>
-        <w:t xml:space="preserve">of the ordinance before it could approve the Project and make affirmative findings that the Project would have compelling public benefits, would be compatible with surrounding uses, and that adverse impacts of the Project would be inconsequential. Instead, the Commission illegally followed subsection (f) of the ordinance which applies to uses proposed for an area in which they are listed as allowable. Subsection (e) states that:</w:t>
-      </w:r>
-    </w:p>
-    <w:p>
-      <w:pPr>
-        <w:pStyle w:val="XdQuoteOnly"/>
-      </w:pPr>
-      <w:r>
-        <w:t xml:space="preserve">Uses not specifically listed as allowable in a use category in subsection (c) of this section are prohibited unless the planning commission considers the use in accordance with subsections (g), (h) and (i),</w:t>
-      </w:r>
-      <w:r>
-        <w:t xml:space="preserve"> </w:t>
-      </w:r>
-      <w:r>
-        <w:t xml:space="preserve">and the parish council approves the use. Any such recommendation or approval shall be made on a case-by-case basis.</w:t>
-      </w:r>
-      <w:r>
-        <w:t xml:space="preserve"> </w:t>
-      </w:r>
-      <w:r>
-        <w:rPr>
-          <w:i/>
-          <w:iCs/>
-        </w:rPr>
-        <w:t xml:space="preserve">The planning commission shall not recommend a use for approval and the parish council shall not approve a use, under this subsection unless it makes affirmative findings that there is a compelling public benefit, that the use is compatible with surrounding uses and adverse impacts of the use are inconsequential</w:t>
-      </w:r>
-      <w:r>
-        <w:t xml:space="preserve">; or that approval is required as a matter of constitutional imperative or other vested legal right superior to this section.</w:t>
+        <w:t xml:space="preserve">2007, p. 5 (La. 5/16/00), 761 So.2d 504, 507 (Courts are “bound to give effect to all parts of a statute and cannot give a statute an interpretation that makes any part superfluous or meaningless, if that result can be avoided.”). Therefore, the district court erred in accepting the Parish’s interpretation of the Ordinance that renders meaningless the term “specifically listed” in § 82-⁠25(e)</w:t>
+      </w:r>
+      <w:r>
+        <w:t xml:space="preserve"> </w:t>
+      </w:r>
+      <w:r>
+        <w:t xml:space="preserve">and the term “Shown for information only” in § 82-⁠25(c).</w:t>
       </w:r>
     </w:p>
     <w:p>
@@ -11041,266 +11173,13 @@
         <w:pStyle w:val="BodyText"/>
       </w:pPr>
       <w:r>
-        <w:t xml:space="preserve">Ord. Art. II, § 82</w:t>
-      </w:r>
-      <w:r>
-        <w:noBreakHyphen/>
-      </w:r>
-      <w:r>
-        <w:t xml:space="preserve">25(e)</w:t>
-      </w:r>
-      <w:r>
-        <w:t xml:space="preserve"> </w:t>
-      </w:r>
-      <w:r>
-        <w:t xml:space="preserve">(emphasis added). Thus, unless the type of project seeking approval is specifically listed in the land use plan as an allowable use under the appropriate category, the Commission cannot approve an application. Instead, it must make a recommendation to the Council, which then makes the ultimate decision. Both the Commission recommendation and the Council decision must be based on the factors enumerated in section (g)-(i),</w:t>
-      </w:r>
-      <w:r>
-        <w:t xml:space="preserve"> </w:t>
-      </w:r>
-      <w:r>
-        <w:t xml:space="preserve">and neither body can approve a project unless the project satisfies additional hurdles that must be memorialized as affirmative findings concerning the public benefits the project provides, the compatibility with surrounding uses, and the adverse impacts the project causes.</w:t>
-      </w:r>
-    </w:p>
-    <w:p>
-      <w:pPr>
-        <w:pStyle w:val="BodyText"/>
-      </w:pPr>
-      <w:r>
-        <w:t xml:space="preserve">The Commission was required to follow this procedure for Koch Methanol’s application, and the district court erred in allowing the Commission to circumvent this procedure. The language of the Ordinance is clear, not ambiguous. Not only does subsection (c) not list “petrochemical operations” or “pipelines” as allowable uses in the Wetlands category, it does not list</w:t>
-      </w:r>
-      <w:r>
-        <w:t xml:space="preserve"> </w:t>
-      </w:r>
-      <w:r>
-        <w:rPr>
-          <w:i/>
-          <w:iCs/>
-        </w:rPr>
-        <w:t xml:space="preserve">any</w:t>
-      </w:r>
-      <w:r>
-        <w:t xml:space="preserve"> </w:t>
-      </w:r>
-      <w:r>
-        <w:t xml:space="preserve">allowable use. Rather, this provision urges that “wetland areas should remain unoccupied except for unique situations requiring a location in the water….” Furthermore, the ordinance states that the “Allowable Uses” column for the Wetlands category is “Shown for information only.”</w:t>
-      </w:r>
-    </w:p>
-    <w:p>
-      <w:pPr>
-        <w:pStyle w:val="XdQuoteOnly"/>
-      </w:pPr>
-      <w:r>
-        <w:t xml:space="preserve">Wetlands: Shown for information only; wetland areas should remain unoccupied except for unique situations requiring a location in the water, subject to any permits required under article V, chapter 18.</w:t>
-      </w:r>
-    </w:p>
-    <w:p>
-      <w:pPr>
-        <w:pStyle w:val="BodyText"/>
-      </w:pPr>
-      <w:r>
-        <w:t xml:space="preserve">In contrast, the “Industrial” land use category provides a list of allowable uses, including “Petrochemical operations” and “pipelines.”</w:t>
-      </w:r>
-    </w:p>
-    <w:p>
-      <w:pPr>
-        <w:pStyle w:val="XdQuoteOnly"/>
-      </w:pPr>
-      <w:r>
-        <w:t xml:space="preserve">Industrial: Petrochemical operations; manufacturing; tank farms; material processing and production; grain elevators, railroad yard facilities; raw, spent, and finished material storage; warehousing or open-yard equipment; material handling facilities (such as conveyors, pipelines, and trans-shipment facilities); and associated support facilities and offices.</w:t>
-      </w:r>
-    </w:p>
-    <w:p>
-      <w:pPr>
-        <w:pStyle w:val="BodyText"/>
-      </w:pPr>
-      <w:r>
-        <w:t xml:space="preserve">Ord. Art. II, § 82</w:t>
-      </w:r>
-      <w:r>
-        <w:noBreakHyphen/>
-      </w:r>
-      <w:r>
-        <w:t xml:space="preserve">25(c)</w:t>
-      </w:r>
-      <w:r>
-        <w:t xml:space="preserve"> </w:t>
-      </w:r>
-      <w:r>
-        <w:t xml:space="preserve">(emphasis added). Other land use categories contain a myriad of specifically listed uses such as “grain elevators” in the Industrial category, and “restaurants” in the Commercial category. Indeed, the fact that “pipelines” are specifically listed as allowable uses in the “Industrial” land use category serves as yet another clear direction that pipelines are</w:t>
-      </w:r>
-      <w:r>
-        <w:t xml:space="preserve"> </w:t>
-      </w:r>
-      <w:r>
-        <w:rPr>
-          <w:i/>
-          <w:iCs/>
-        </w:rPr>
-        <w:t xml:space="preserve">not</w:t>
-      </w:r>
-      <w:r>
-        <w:t xml:space="preserve"> </w:t>
-      </w:r>
-      <w:r>
-        <w:t xml:space="preserve">specifically listed as allowable uses in a Wetlands area, regardless of whether they can nevertheless be approved as a “unique situation.”</w:t>
-      </w:r>
-    </w:p>
-    <w:p>
-      <w:pPr>
-        <w:pStyle w:val="BodyText"/>
-      </w:pPr>
-      <w:r>
-        <w:t xml:space="preserve">Therefore, the Commission was required to consider the Project, and its pipeline construction in wetlands, to be a use not specifically listed as allowable. This would dictate application of the Tier 3/​section (e) procedures if the Parish wanted to consider whether it could approve the Project anyway, as a “unique situation requiring a location in water.” The Commission would then make (or be unable to make) the necessary affirmative findings, and recommend an action to the Council. Instead, the Commission unilaterally approved Koch’s application, ignoring its procedural and substantive obligations under section (e).</w:t>
-      </w:r>
-    </w:p>
-    <w:p>
-      <w:pPr>
-        <w:pStyle w:val="BodyText"/>
-      </w:pPr>
-      <w:r>
-        <w:t xml:space="preserve">The Commission attempted to justify its action by claiming that the Koch pipeline in wetlands is “a unique situation requiring a location in a Wetlands area,” and that such unique situations are allowable uses in Wetlands. R. 248. But, even if the Commission considers the pipeline approvable as a unique situation, that determination does not make the pipeline a specifically listed allowable use. Appellants acknowledge that the ordinance permits the Parish to approve some nonallowable uses in Wetlands, those that can meet the stringent Tier 3/​section (e) criteria. But that does not make those projects specifically listed as allowable.</w:t>
-      </w:r>
-    </w:p>
-    <w:p>
-      <w:pPr>
-        <w:pStyle w:val="BodyText"/>
-      </w:pPr>
-      <w:r>
-        <w:t xml:space="preserve">To find otherwise requires the Court to ignore not one, but two clear provisions in the ordinance. First, the Court would have to ignore that the ordinance</w:t>
-      </w:r>
-      <w:r>
-        <w:t xml:space="preserve"> </w:t>
-      </w:r>
-      <w:r>
-        <w:rPr>
-          <w:i/>
-          <w:iCs/>
-        </w:rPr>
-        <w:t xml:space="preserve">prohibits</w:t>
-      </w:r>
-      <w:r>
-        <w:t xml:space="preserve"> </w:t>
-      </w:r>
-      <w:r>
-        <w:t xml:space="preserve">“[u]ses not specifically listed” as allowable in a use category and dictates special procedures for approval of these uses. Ord. Art. II, § 82</w:t>
-      </w:r>
-      <w:r>
-        <w:noBreakHyphen/>
-      </w:r>
-      <w:r>
-        <w:t xml:space="preserve">25(e).</w:t>
-      </w:r>
-      <w:r>
-        <w:t xml:space="preserve"> </w:t>
-      </w:r>
-      <w:r>
-        <w:t xml:space="preserve">The Parish’s interpretation that pipelines become allowable uses upon a finding that they present a unique situation requires ignoring that pipelines are not “specifically listed” as allowable in Wetlands. Second, the Parish’s interpretation requires ignoring that the Wetlands allowable use category is “[s]hown for information only” and that they “should remain unoccupied.”</w:t>
-      </w:r>
-      <w:r>
-        <w:t xml:space="preserve"> </w:t>
-      </w:r>
-      <w:r>
-        <w:rPr>
-          <w:i/>
-          <w:iCs/>
-        </w:rPr>
-        <w:t xml:space="preserve">Id.</w:t>
-      </w:r>
-      <w:r>
-        <w:t xml:space="preserve"> </w:t>
-      </w:r>
-      <w:r>
-        <w:t xml:space="preserve">at § 82</w:t>
-      </w:r>
-      <w:r>
-        <w:noBreakHyphen/>
-      </w:r>
-      <w:r>
-        <w:t xml:space="preserve">25(c).</w:t>
-      </w:r>
-      <w:r>
-        <w:t xml:space="preserve"> </w:t>
-      </w:r>
-      <w:r>
-        <w:t xml:space="preserve">The Parish’s argument would render this language superfluous, a result prohibited by the rules of statutory interpretation.</w:t>
-      </w:r>
-      <w:r>
-        <w:t xml:space="preserve"> </w:t>
-      </w:r>
-      <w:r>
-        <w:rPr>
-          <w:i/>
-          <w:iCs/>
-        </w:rPr>
-        <w:t xml:space="preserve">Langlois</w:t>
-      </w:r>
-      <w:r>
-        <w:rPr>
-          <w:i/>
-          <w:iCs/>
-        </w:rPr>
-        <w:t xml:space="preserve"> </w:t>
-      </w:r>
-      <w:r>
-        <w:rPr>
-          <w:i/>
-          <w:iCs/>
-        </w:rPr>
-        <w:t xml:space="preserve">v. E. Baton Rouge Par. Sch. Bd.</w:t>
-      </w:r>
-      <w:r>
-        <w:t xml:space="preserve">, 1999</w:t>
-      </w:r>
-      <w:r>
-        <w:noBreakHyphen/>
-      </w:r>
-      <w:r>
-        <w:t xml:space="preserve">2007, p. 5 (La. 5/16/00), 761 So.2d 504, 507 (Courts are “bound to give effect to all parts of a statute and cannot give a statute an interpretation that makes any part superfluous or meaningless, if that result can be avoided.”). Therefore, the district court erred in accepting the Parish’s interpretation of the Ordinance that renders meaningless the term “specifically listed” in § 82</w:t>
-      </w:r>
-      <w:r>
-        <w:noBreakHyphen/>
-      </w:r>
-      <w:r>
-        <w:t xml:space="preserve">25(e)</w:t>
-      </w:r>
-      <w:r>
-        <w:t xml:space="preserve"> </w:t>
-      </w:r>
-      <w:r>
-        <w:t xml:space="preserve">and the term “Shown for information only” in § 82</w:t>
-      </w:r>
-      <w:r>
-        <w:noBreakHyphen/>
-      </w:r>
-      <w:r>
-        <w:t xml:space="preserve">25(c).</w:t>
-      </w:r>
-    </w:p>
-    <w:p>
-      <w:pPr>
-        <w:pStyle w:val="BodyText"/>
-      </w:pPr>
-      <w:r>
-        <w:t xml:space="preserve">In its briefing to the district court, the Parish urged that such clear directions to keep wetlands unoccupied are aspirational, rather than mandatory. R. 816. But this both ignores other plain language in the ordinance and misinterprets Appellants’ argument. The ordinance explicitly prohibits nonallowable uses unless the proper procedures are adhered to: “Uses not specifically listed as allowable in a use category . . . are prohibited . . . .” Ord. Art. II, § 82</w:t>
-      </w:r>
-      <w:r>
-        <w:noBreakHyphen/>
-      </w:r>
-      <w:r>
-        <w:t xml:space="preserve">25(e).</w:t>
-      </w:r>
-      <w:r>
-        <w:t xml:space="preserve"> </w:t>
-      </w:r>
-      <w:r>
-        <w:t xml:space="preserve">Further, Appellants do not claim that no new structures can ever be built in a Wetlands area. The “unique situation” provision contemplates some exceptional scenarios. But the Commission and Council must approve these types of projects pursuant to section (e). Namely, the Commission must recommend action to the Council, the Council must approve or deny the application on its own, and both bodies must make affirmative findings. By making these findings, the Parish will determine whether the project provides a compelling public benefit, whether the use is compatible with surrounding uses, and whether adverse impacts of the use are inconsequential. Ord. Art. II, § 82</w:t>
-      </w:r>
-      <w:r>
-        <w:noBreakHyphen/>
-      </w:r>
-      <w:r>
-        <w:t xml:space="preserve">25(e).</w:t>
+        <w:t xml:space="preserve">In its briefing to the district court, the Parish urged that such clear directions to keep wetlands unoccupied are aspirational, rather than mandatory. R. 816. But this both ignores other plain language in the ordinance and misinterprets Appellants’ argument. The ordinance explicitly prohibits nonallowable uses unless the proper procedures are adhered to: “Uses not specifically listed as allowable in a use category ⁠. ⁠. ⁠. are prohibited ⁠. ⁠. ⁠. ⁠.” Ord. Art. II, § 82-⁠25(e).</w:t>
+      </w:r>
+      <w:r>
+        <w:t xml:space="preserve"> </w:t>
+      </w:r>
+      <w:r>
+        <w:t xml:space="preserve">Further, Appellants do not claim that no new structures can ever be built in a Wetlands area. The “unique situation” provision contemplates some exceptional scenarios. But the Commission and Council must approve these types of projects pursuant to section (e). Namely, the Commission must recommend action to the Council, the Council must approve or deny the application on its own, and both bodies must make affirmative findings. By making these findings, the Parish will determine whether the project provides a compelling public benefit, whether the use is compatible with surrounding uses, and whether adverse impacts of the use are inconsequential. Ord. Art. II, § 82-⁠25(e).</w:t>
       </w:r>
       <w:r>
         <w:t xml:space="preserve"> </w:t>
@@ -11325,6 +11204,10 @@
         <w:t xml:space="preserve">B.</w:t>
       </w:r>
       <w:r>
+        <w:rPr>
+          <w:b/>
+          <w:bCs/>
+        </w:rPr>
         <w:tab/>
       </w:r>
       <w:r>
@@ -11729,7 +11612,7 @@
         <w:noBreakHyphen/>
       </w:r>
       <w:r>
-        <w:t xml:space="preserve">684, p. 7 (La. App. 5 Cir. 8/24/22), 348 So.3d 216, 222 ( “[W]e cannot look to legislative intent . . . where the law is clear and unambiguous.”). Statutory interpretation begins with the language of the statute itself.</w:t>
+        <w:t xml:space="preserve">684, p. 7 (La. App. 5 Cir. 8/24/22), 348 So.3d 216, 222 ( “[W]e cannot look to legislative intent ⁠. ⁠. ⁠. where the law is clear and unambiguous.”). Statutory interpretation begins with the language of the statute itself.</w:t>
       </w:r>
       <w:r>
         <w:t xml:space="preserve"> </w:t>
@@ -11803,7 +11686,7 @@
         <w:t xml:space="preserve">concurrent resolution</w:t>
       </w:r>
       <w:r>
-        <w:t xml:space="preserve">, by the same vote and . . . according to the same procedures and formalities required for enactment of that law.”</w:t>
+        <w:t xml:space="preserve">, by the same vote and ⁠. ⁠. ⁠. according to the same procedures and formalities required for enactment of that law.”</w:t>
       </w:r>
       <w:r>
         <w:t xml:space="preserve"> </w:t>
@@ -11909,6 +11792,10 @@
         <w:t xml:space="preserve">C.</w:t>
       </w:r>
       <w:r>
+        <w:rPr>
+          <w:b/>
+          <w:bCs/>
+        </w:rPr>
         <w:tab/>
       </w:r>
       <w:r>
@@ -12112,9 +11999,7 @@
           <w:b/>
           <w:bCs/>
         </w:rPr>
-        <w:t xml:space="preserve">82</w:t>
-        <w:noBreakHyphen/>
-        <w:t xml:space="preserve">25(e)</w:t>
+        <w:t xml:space="preserve">82-⁠25(e)</w:t>
       </w:r>
       <w:r>
         <w:rPr>
@@ -12244,13 +12129,7 @@
         <w:t xml:space="preserve"> </w:t>
       </w:r>
       <w:r>
-        <w:t xml:space="preserve">Ord. Art. II § 18</w:t>
-      </w:r>
-      <w:r>
-        <w:noBreakHyphen/>
-      </w:r>
-      <w:r>
-        <w:t xml:space="preserve">163</w:t>
+        <w:t xml:space="preserve">Ord. Art. II § 18-⁠163</w:t>
       </w:r>
       <w:r>
         <w:t xml:space="preserve"> </w:t>
@@ -12321,13 +12200,7 @@
         <w:pStyle w:val="BodyTextNote"/>
       </w:pPr>
       <w:r>
-        <w:t xml:space="preserve">Indeed, it would be more absurd to find that an industrial project like a pipeline could go in wetlands without the need for the Parish to first affirmatively find that the use is compatible with surrounding uses and that adverse impacts of the use are inconsequential. Ord. Art. II, § 82</w:t>
-      </w:r>
-      <w:r>
-        <w:noBreakHyphen/>
-      </w:r>
-      <w:r>
-        <w:t xml:space="preserve">25(e).</w:t>
+        <w:t xml:space="preserve">Indeed, it would be more absurd to find that an industrial project like a pipeline could go in wetlands without the need for the Parish to first affirmatively find that the use is compatible with surrounding uses and that adverse impacts of the use are inconsequential. Ord. Art. II, § 82-⁠25(e).</w:t>
       </w:r>
       <w:r>
         <w:rPr>
@@ -12382,6 +12255,10 @@
         <w:t xml:space="preserve">D.</w:t>
       </w:r>
       <w:r>
+        <w:rPr>
+          <w:b/>
+          <w:bCs/>
+        </w:rPr>
         <w:tab/>
       </w:r>
       <w:r>
@@ -12803,57 +12680,51 @@
         <w:pStyle w:val="BodyText"/>
       </w:pPr>
       <w:r>
-        <w:t xml:space="preserve">The Planning Commission and Council violated § 82</w:t>
+        <w:t xml:space="preserve">The Planning Commission and Council violated § 82-⁠25(e)</w:t>
+      </w:r>
+      <w:r>
+        <w:t xml:space="preserve"> </w:t>
+      </w:r>
+      <w:r>
+        <w:t xml:space="preserve">of the Land Use Ordinance when they approved the Koch Methanol project without either body making any of the affirmative findings required by the ordinance. Louisiana courts have found that where a Parish Council fails to properly make and document required findings in support of a permitting decision, the underlying permit decision must be revoked.</w:t>
+      </w:r>
+      <w:r>
+        <w:t xml:space="preserve"> </w:t>
+      </w:r>
+      <w:r>
+        <w:rPr>
+          <w:i/>
+          <w:iCs/>
+        </w:rPr>
+        <w:t xml:space="preserve">Oakville Cmty.</w:t>
+      </w:r>
+      <w:r>
+        <w:rPr>
+          <w:i/>
+          <w:iCs/>
+        </w:rPr>
+        <w:t xml:space="preserve"> </w:t>
+      </w:r>
+      <w:r>
+        <w:rPr>
+          <w:i/>
+          <w:iCs/>
+        </w:rPr>
+        <w:t xml:space="preserve">Action Grp. v. Plaquemines Par. Council</w:t>
+      </w:r>
+      <w:r>
+        <w:t xml:space="preserve">, 2008</w:t>
       </w:r>
       <w:r>
         <w:noBreakHyphen/>
       </w:r>
       <w:r>
-        <w:t xml:space="preserve">25(e)</w:t>
-      </w:r>
-      <w:r>
-        <w:t xml:space="preserve"> </w:t>
-      </w:r>
-      <w:r>
-        <w:t xml:space="preserve">of the Land Use Ordinance when they approved the Koch Methanol project without either body making any of the affirmative findings required by the ordinance. Louisiana courts have found that where a Parish Council fails to properly make and document required findings in support of a permitting decision, the underlying permit decision must be revoked.</w:t>
-      </w:r>
-      <w:r>
-        <w:t xml:space="preserve"> </w:t>
-      </w:r>
-      <w:r>
-        <w:rPr>
-          <w:i/>
-          <w:iCs/>
-        </w:rPr>
-        <w:t xml:space="preserve">Oakville Cmty.</w:t>
-      </w:r>
-      <w:r>
-        <w:rPr>
-          <w:i/>
-          <w:iCs/>
-        </w:rPr>
-        <w:t xml:space="preserve"> </w:t>
-      </w:r>
-      <w:r>
-        <w:rPr>
-          <w:i/>
-          <w:iCs/>
-        </w:rPr>
-        <w:t xml:space="preserve">Action Grp. v. Plaquemines Par. Council</w:t>
-      </w:r>
-      <w:r>
-        <w:t xml:space="preserve">, 2008</w:t>
+        <w:t xml:space="preserve">1286, p. 8 (La. App. 4 Cir. 2/18/09), 7 So.3d 25, 29</w:t>
       </w:r>
       <w:r>
         <w:noBreakHyphen/>
       </w:r>
       <w:r>
-        <w:t xml:space="preserve">1286, p. 8 (La. App. 4 Cir. 2/18/09), 7 So.3d 25, 29</w:t>
-      </w:r>
-      <w:r>
-        <w:noBreakHyphen/>
-      </w:r>
-      <w:r>
         <w:t xml:space="preserve">30. For uses not specifically listed as allowable, section (e) states that “the parish council shall not approve a use under this subsection unless it makes affirmative findings that there is a</w:t>
       </w:r>
       <w:r>
@@ -12883,16 +12754,7 @@
         <w:t xml:space="preserve">inconsequential</w:t>
       </w:r>
       <w:r>
-        <w:t xml:space="preserve"> </w:t>
-      </w:r>
-      <w:r>
-        <w:t xml:space="preserve">. . . .” Ord. Art. II § 82</w:t>
-      </w:r>
-      <w:r>
-        <w:noBreakHyphen/>
-      </w:r>
-      <w:r>
-        <w:t xml:space="preserve">25(e)</w:t>
+        <w:t xml:space="preserve"> ⁠. ⁠. ⁠. ⁠.” Ord. Art. II § 82-⁠25(e)</w:t>
       </w:r>
       <w:r>
         <w:t xml:space="preserve"> </w:t>
@@ -12914,13 +12776,7 @@
         <w:pStyle w:val="BodyText"/>
       </w:pPr>
       <w:r>
-        <w:t xml:space="preserve">This error is consequential. Even though the Commission applied the section (h) factors in its approval of the project, those components are not as stringent as the mandatory findings of section (e). Section (e) sets a higher burden for approval than the considerations in section (h), which is exactly what would be expected when Industrial infrastructure like a pipeline is going into a sensitive area like the Wetlands with which it does not conform. Whereas section (h) requires weighing whether the public benefits of the project are commensurate with the impacts, section (e) states that the Parish must find that the project has a “compelling” public benefit and a finding that “adverse impacts of the use are inconsequential” before the Parish can approve the use. Ord. Art. II § 82</w:t>
-      </w:r>
-      <w:r>
-        <w:noBreakHyphen/>
-      </w:r>
-      <w:r>
-        <w:t xml:space="preserve">25(e).</w:t>
+        <w:t xml:space="preserve">This error is consequential. Even though the Commission applied the section (h) factors in its approval of the project, those components are not as stringent as the mandatory findings of section (e). Section (e) sets a higher burden for approval than the considerations in section (h), which is exactly what would be expected when Industrial infrastructure like a pipeline is going into a sensitive area like the Wetlands with which it does not conform. Whereas section (h) requires weighing whether the public benefits of the project are commensurate with the impacts, section (e) states that the Parish must find that the project has a “compelling” public benefit and a finding that “adverse impacts of the use are inconsequential” before the Parish can approve the use. Ord. Art. II § 82-⁠25(e).</w:t>
       </w:r>
       <w:r>
         <w:t xml:space="preserve"> </w:t>
@@ -12969,6 +12825,10 @@
         <w:t xml:space="preserve">IV.</w:t>
       </w:r>
       <w:r>
+        <w:rPr>
+          <w:b/>
+          <w:bCs/>
+        </w:rPr>
         <w:tab/>
       </w:r>
       <w:r>
@@ -13304,13 +13164,7 @@
         <w:t xml:space="preserve"> </w:t>
       </w:r>
       <w:r>
-        <w:t xml:space="preserve">of the Land Use Ordinance outlines specific factors that must guide the Parish’s evaluation of such projects, including the consideration of environmental impacts and public benefits, and Appellants’ position is that these are the standards that the Ordinance required the Council to apply. Ord. Art. II § 82</w:t>
-      </w:r>
-      <w:r>
-        <w:noBreakHyphen/>
-      </w:r>
-      <w:r>
-        <w:t xml:space="preserve">25(h).</w:t>
+        <w:t xml:space="preserve">of the Land Use Ordinance outlines specific factors that must guide the Parish’s evaluation of such projects, including the consideration of environmental impacts and public benefits, and Appellants’ position is that these are the standards that the Ordinance required the Council to apply. Ord. Art. II § 82-⁠25(h).</w:t>
       </w:r>
       <w:r>
         <w:t xml:space="preserve"> </w:t>
@@ -13335,6 +13189,10 @@
         <w:t xml:space="preserve">A.</w:t>
       </w:r>
       <w:r>
+        <w:rPr>
+          <w:b/>
+          <w:bCs/>
+        </w:rPr>
         <w:tab/>
       </w:r>
       <w:r>
@@ -13790,7 +13648,7 @@
         <w:t xml:space="preserve">State ex rel. Dickson v. Harrison</w:t>
       </w:r>
       <w:r>
-        <w:t xml:space="preserve">, 108 So. 421 (La. 1926) (the ordinance at issue “prescribe[d] no uniform rule of action, applicable to all similarly situated, under which the council [was] to act in granting or withholding permits . . . because of this objectionable feature, [the ordinance was] unconstitutional”).</w:t>
+        <w:t xml:space="preserve">, 108 So. 421 (La. 1926) (the ordinance at issue “prescribe[d] no uniform rule of action, applicable to all similarly situated, under which the council [was] to act in granting or withholding permits ⁠. ⁠. ⁠. because of this objectionable feature, [the ordinance was] unconstitutional”).</w:t>
       </w:r>
     </w:p>
     <w:p>
@@ -13956,6 +13814,10 @@
         <w:t xml:space="preserve">B.</w:t>
       </w:r>
       <w:r>
+        <w:rPr>
+          <w:b/>
+          <w:bCs/>
+        </w:rPr>
         <w:tab/>
       </w:r>
       <w:r>
@@ -14111,25 +13973,39 @@
         <w:pStyle w:val="BodyTextNote"/>
       </w:pPr>
       <w:r>
-        <w:t xml:space="preserve">Though the Council did not apply a standard, the land use plan provides and requires a standard for the Council to apply: the standards articulated in § 82</w:t>
+        <w:t xml:space="preserve">Though the Council did not apply a standard, the land use plan provides and requires a standard for the Council to apply: the standards articulated in § 82-⁠25(h).</w:t>
+      </w:r>
+      <w:r>
+        <w:t xml:space="preserve"> </w:t>
+      </w:r>
+      <w:r>
+        <w:t xml:space="preserve">For this reason, Appellants are not arguing the ordinance is unconstitutional for lack of a standard that guides the Council in land use appeals, as the Parish misstated before the district court. Rather, Appellants’ position is that the proper interpretation of the ordinance, both based on its plain language and to ensure it meets constitutional standards, is that the Council must consider the (h) factors on appeal.</w:t>
+      </w:r>
+      <w:r>
+        <w:rPr>
+          <w:rStyle w:val="FootnoteReference"/>
+        </w:rPr>
+        <w:footnoteReference w:id="26"/>
+      </w:r>
+    </w:p>
+    <w:p>
+      <w:pPr>
+        <w:pStyle w:val="BodyText"/>
+      </w:pPr>
+      <w:r>
+        <w:t xml:space="preserve">The (h) factors require the analysis of five factors: 1) the physical impacts of a proposed project on the air, water and land; 2) the environmental impacts of a proposed project on the air, water, and land; 3) the public benefits of a proposed project; 4) whether those benefits are at least commensurate with the impacts; and 5) whether the environmental impacts may impair the ability of the parish to attract other beneficial development. Ord. Art. II, § 82-⁠25(h).</w:t>
+      </w:r>
+      <w:r>
+        <w:t xml:space="preserve"> </w:t>
+      </w:r>
+      <w:r>
+        <w:t xml:space="preserve">Of these, the record reflects the Council only considered public benefits. R. 730</w:t>
       </w:r>
       <w:r>
         <w:noBreakHyphen/>
       </w:r>
       <w:r>
-        <w:t xml:space="preserve">25(h).</w:t>
-      </w:r>
-      <w:r>
-        <w:t xml:space="preserve"> </w:t>
-      </w:r>
-      <w:r>
-        <w:t xml:space="preserve">For this reason, Appellants are not arguing the ordinance is unconstitutional for lack of a standard that guides the Council in land use appeals, as the Parish misstated before the district court. Rather, Appellants’ position is that the proper interpretation of the ordinance, both based on its plain language and to ensure it meets constitutional standards, is that the Council must consider the (h) factors on appeal.</w:t>
-      </w:r>
-      <w:r>
-        <w:rPr>
-          <w:rStyle w:val="FootnoteReference"/>
-        </w:rPr>
-        <w:footnoteReference w:id="26"/>
+        <w:t xml:space="preserve">743. Most notably absent is consideration of whether the benefits of the Project are at least commensurate with the impacts.</w:t>
       </w:r>
     </w:p>
     <w:p>
@@ -14137,118 +14013,74 @@
         <w:pStyle w:val="BodyText"/>
       </w:pPr>
       <w:r>
-        <w:t xml:space="preserve">The (h) factors require the analysis of five factors: 1) the physical impacts of a proposed project on the air, water and land; 2) the environmental impacts of a proposed project on the air, water, and land; 3) the public benefits of a proposed project; 4) whether those benefits are at least commensurate with the impacts; and 5) whether the environmental impacts may impair the ability of the parish to attract other beneficial development. Ord. Art. II, § 82</w:t>
+        <w:t xml:space="preserve">Both the language of the ordinance and the facts here dictate a conclusion that the Council was required to consider the (h) factors when deciding Koch’s application on appeal. First, as noted in Argument I, the Tier 3/​section (e) procedure requires the Council to apply the (h) factors as its standard in reviewing the Koch application because it is the Council who makes the decision in the first instance. According to the third tier of review enumerated in § 82-⁠25(e),</w:t>
+      </w:r>
+      <w:r>
+        <w:t xml:space="preserve"> </w:t>
+      </w:r>
+      <w:r>
+        <w:t xml:space="preserve">the Commission’s decision was at most a recommendation for Council consideration.</w:t>
+      </w:r>
+    </w:p>
+    <w:p>
+      <w:pPr>
+        <w:pStyle w:val="BodyText"/>
+      </w:pPr>
+      <w:r>
+        <w:t xml:space="preserve">However, even if the project falls under Tier 2/​section (f), as the Parish argues, the (h) factors must still be considered by the Council. The Parish admits that the (h) factors must be considered by the Planning Commission when a project falls under (f). R. 814, 823. But the plain language of (f) hands the responsibility for approval to “the parish council on appeal.” Ord. Art. II, § 82-⁠25(f).</w:t>
+      </w:r>
+      <w:r>
+        <w:t xml:space="preserve"> </w:t>
+      </w:r>
+      <w:r>
+        <w:t xml:space="preserve">Thus, here, the Council was obligated to consider the (h) factors. To conclude that the Council had no such duty would render “or by the parish council on appeal” meaningless—a conclusion that is contrary to statutory construction under Louisiana law.</w:t>
+      </w:r>
+      <w:r>
+        <w:t xml:space="preserve"> </w:t>
+      </w:r>
+      <w:r>
+        <w:rPr>
+          <w:i/>
+          <w:iCs/>
+        </w:rPr>
+        <w:t xml:space="preserve">Louisiana Workers’ Comp. Corp. v.</w:t>
+      </w:r>
+      <w:r>
+        <w:rPr>
+          <w:i/>
+          <w:iCs/>
+        </w:rPr>
+        <w:t xml:space="preserve"> </w:t>
+      </w:r>
+      <w:r>
+        <w:rPr>
+          <w:i/>
+          <w:iCs/>
+        </w:rPr>
+        <w:t xml:space="preserve">Landry</w:t>
+      </w:r>
+      <w:r>
+        <w:t xml:space="preserve">, 2011</w:t>
       </w:r>
       <w:r>
         <w:noBreakHyphen/>
       </w:r>
       <w:r>
-        <w:t xml:space="preserve">25(h).</w:t>
-      </w:r>
-      <w:r>
-        <w:t xml:space="preserve"> </w:t>
-      </w:r>
-      <w:r>
-        <w:t xml:space="preserve">Of these, the record reflects the Council only considered public benefits. R. 730</w:t>
+        <w:t xml:space="preserve">1973, p. 8 (La. App. 1 Cir. 5/2/12), 92 So.3d 1018, 1023 (courts shall “not give a statute an interpretation that makes any part superfluous or meaningless, if that result can be avoided”).</w:t>
+      </w:r>
+    </w:p>
+    <w:p>
+      <w:pPr>
+        <w:pStyle w:val="BodyTextNote"/>
+      </w:pPr>
+      <w:r>
+        <w:t xml:space="preserve">Further, given the amount of new information from both parties in the appeal to the Council that was not presented before the Commission, independent consideration of the (h) factors—rather than an unstated, post hoc reliance on the Planning Commission decision—was imperative to the Council’s ability to fairly decide Appellants’ appeal. Koch submitted a new application in the time between the Commission’s initial findings and the Council’s review of Petitioners’ appeal. R. 366</w:t>
       </w:r>
       <w:r>
         <w:noBreakHyphen/>
       </w:r>
       <w:r>
-        <w:t xml:space="preserve">743. Most notably absent is consideration of whether the benefits of the Project are at least commensurate with the impacts.</w:t>
-      </w:r>
-    </w:p>
-    <w:p>
-      <w:pPr>
-        <w:pStyle w:val="BodyText"/>
-      </w:pPr>
-      <w:r>
-        <w:t xml:space="preserve">Both the language of the ordinance and the facts here dictate a conclusion that the Council was required to consider the (h) factors when deciding Koch’s application on appeal. First, as noted in Argument I, the Tier 3/​section (e) procedure requires the Council to apply the (h) factors as its standard in reviewing the Koch application because it is the Council who makes the decision in the first instance. According to the third tier of review enumerated in § 82</w:t>
-      </w:r>
-      <w:r>
-        <w:noBreakHyphen/>
-      </w:r>
-      <w:r>
-        <w:t xml:space="preserve">25(e),</w:t>
-      </w:r>
-      <w:r>
-        <w:t xml:space="preserve"> </w:t>
-      </w:r>
-      <w:r>
-        <w:t xml:space="preserve">the Commission’s decision was at most a recommendation for Council consideration.</w:t>
-      </w:r>
-    </w:p>
-    <w:p>
-      <w:pPr>
-        <w:pStyle w:val="BodyText"/>
-      </w:pPr>
-      <w:r>
-        <w:t xml:space="preserve">However, even if the project falls under Tier 2/​section (f), as the Parish argues, the (h) factors must still be considered by the Council. The Parish admits that the (h) factors must be considered by the Planning Commission when a project falls under (f). R. 814, 823. But the plain language of (f) hands the responsibility for approval to “the parish council on appeal.” Ord. Art. II, § 82</w:t>
-      </w:r>
-      <w:r>
-        <w:noBreakHyphen/>
-      </w:r>
-      <w:r>
-        <w:t xml:space="preserve">25(f).</w:t>
-      </w:r>
-      <w:r>
-        <w:t xml:space="preserve"> </w:t>
-      </w:r>
-      <w:r>
-        <w:t xml:space="preserve">Thus, here, the Council was obligated to consider the (h) factors. To conclude that the Council had no such duty would render “or by the parish council on appeal” meaningless—a conclusion that is contrary to statutory construction under Louisiana law.</w:t>
-      </w:r>
-      <w:r>
-        <w:t xml:space="preserve"> </w:t>
-      </w:r>
-      <w:r>
-        <w:rPr>
-          <w:i/>
-          <w:iCs/>
-        </w:rPr>
-        <w:t xml:space="preserve">Louisiana Workers’ Comp. Corp. v.</w:t>
-      </w:r>
-      <w:r>
-        <w:rPr>
-          <w:i/>
-          <w:iCs/>
-        </w:rPr>
-        <w:t xml:space="preserve"> </w:t>
-      </w:r>
-      <w:r>
-        <w:rPr>
-          <w:i/>
-          <w:iCs/>
-        </w:rPr>
-        <w:t xml:space="preserve">Landry</w:t>
-      </w:r>
-      <w:r>
-        <w:t xml:space="preserve">, 2011</w:t>
-      </w:r>
-      <w:r>
-        <w:noBreakHyphen/>
-      </w:r>
-      <w:r>
-        <w:t xml:space="preserve">1973, p. 8 (La. App. 1 Cir. 5/2/12), 92 So.3d 1018, 1023 (courts shall “not give a statute an interpretation that makes any part superfluous or meaningless, if that result can be avoided”).</w:t>
-      </w:r>
-    </w:p>
-    <w:p>
-      <w:pPr>
-        <w:pStyle w:val="BodyTextNote"/>
-      </w:pPr>
-      <w:r>
-        <w:t xml:space="preserve">Further, given the amount of new information from both parties in the appeal to the Council that was not presented before the Commission, independent consideration of the (h) factors—rather than an unstated, post hoc reliance on the Planning Commission decision—was imperative to the Council’s ability to fairly decide Appellants’ appeal. Koch submitted a new application in the time between the Commission’s initial findings and the Council’s review of Petitioners’ appeal. R. 366</w:t>
-      </w:r>
-      <w:r>
-        <w:noBreakHyphen/>
-      </w:r>
-      <w:r>
-        <w:t xml:space="preserve">523 (Sept. 22, 2023, application). That supplemental application contained substantial new information material to whether the Project met the required factors under § 82</w:t>
-      </w:r>
-      <w:r>
-        <w:noBreakHyphen/>
-      </w:r>
-      <w:r>
-        <w:t xml:space="preserve">25(h).</w:t>
+        <w:t xml:space="preserve">523 (Sept. 22, 2023, application). That supplemental application contained substantial new information material to whether the Project met the required factors under § 82-⁠25(h).</w:t>
       </w:r>
       <w:r>
         <w:rPr>
@@ -14291,6 +14123,10 @@
         <w:t xml:space="preserve">C.</w:t>
       </w:r>
       <w:r>
+        <w:rPr>
+          <w:b/>
+          <w:bCs/>
+        </w:rPr>
         <w:tab/>
       </w:r>
       <w:r>
@@ -16910,13 +16746,7 @@
         <w:t xml:space="preserve"> </w:t>
       </w:r>
       <w:r>
-        <w:t xml:space="preserve">St. James Parish Land Use Ordinance, Art. II, § 82</w:t>
-      </w:r>
-      <w:r>
-        <w:noBreakHyphen/>
-      </w:r>
-      <w:r>
-        <w:t xml:space="preserve">25(c).</w:t>
+        <w:t xml:space="preserve">St. James Parish Land Use Ordinance, Art. II, § 82-⁠25(c).</w:t>
       </w:r>
     </w:p>
   </w:footnote>
@@ -16993,13 +16823,7 @@
         <w:t xml:space="preserve"> </w:t>
       </w:r>
       <w:r>
-        <w:t xml:space="preserve">St. James Parish Land Use Ordinance, Art. II § 82</w:t>
-      </w:r>
-      <w:r>
-        <w:noBreakHyphen/>
-      </w:r>
-      <w:r>
-        <w:t xml:space="preserve">25, available at https://​​library.​municode.​com/​​la/​​st._james_parish_council/​​codes/​​code_of_ordinances?nodeId=PTIICOOR_CH82PL.</w:t>
+        <w:t xml:space="preserve">St. James Parish Land Use Ordinance, Art. II § 82-⁠25, available at https://​library.​municode.​com/​la/​st._james_parish_council/​codes/​code_of_ordinances?​nodeId=PTIICOOR_CH82PL.</w:t>
       </w:r>
     </w:p>
   </w:footnote>
@@ -17037,13 +16861,7 @@
         <w:t xml:space="preserve"> </w:t>
       </w:r>
       <w:r>
-        <w:t xml:space="preserve">Tier 1, under subsection (d), applies to certain uses listed as allowable in an area under subsection (c) of the ordinance. § 82</w:t>
-      </w:r>
-      <w:r>
-        <w:noBreakHyphen/>
-      </w:r>
-      <w:r>
-        <w:t xml:space="preserve">25(d).</w:t>
+        <w:t xml:space="preserve">Tier 1, under subsection (d), applies to certain uses listed as allowable in an area under subsection (c) of the ordinance. § 82-⁠25(d).</w:t>
       </w:r>
       <w:r>
         <w:t xml:space="preserve"> </w:t>
@@ -17135,13 +16953,7 @@
         <w:t xml:space="preserve"> </w:t>
       </w:r>
       <w:r>
-        <w:t xml:space="preserve">Proceedings of the Planning Commission, Parish of St. James, State of Louisiana (July 29, 2024) (“July 29, 2024 Minutes”) at 1, available at https://​​www.​stjamesla.​com/​​AgendaCenter/​​ViewFile/​​Minutes/​​_07292024</w:t>
-      </w:r>
-      <w:r>
-        <w:noBreakHyphen/>
-      </w:r>
-      <w:r>
-        <w:t xml:space="preserve">509. These minutes are not in the record before this Court, but this Court may take judicial notice of publicly available documents. The Louisiana Code of Evidence defines a judicially noticed fact as “one not subject to reasonable dispute” because it is either “(l) [g]enerally known within the territorial jurisdiction of the trial court; or (2) [c]apable of accurate and ready determination by resort to sources whose accuracy cannot reasonably be questioned.” La. Code Ev. Art. 20l(B). Because these records are publicly available, they meet the second prong of Art. 201</w:t>
+        <w:t xml:space="preserve">Proceedings of the Planning Commission, Parish of St. James, State of Louisiana (July 29, 2024) (“July 29, 2024 Minutes”) at 1, available at https://​www.​stjamesla.​com/​AgendaCenter/​ViewFile/​Minutes/​_07292024-⁠509. These minutes are not in the record before this Court, but this Court may take judicial notice of publicly available documents. The Louisiana Code of Evidence defines a judicially noticed fact as “one not subject to reasonable dispute” because it is either “(l) [g]enerally known within the territorial jurisdiction of the trial court; or (2) [c]apable of accurate and ready determination by resort to sources whose accuracy cannot reasonably be questioned.” La. Code Ev. Art. 20l(B). Because these records are publicly available, they meet the second prong of Art. 201</w:t>
       </w:r>
       <w:r>
         <w:t xml:space="preserve"> </w:t>
@@ -17195,13 +17007,7 @@
         <w:t xml:space="preserve"> </w:t>
       </w:r>
       <w:r>
-        <w:t xml:space="preserve">Proceedings of the Planning Commission, Parish of St. James, State of Louisiana (June 24, 2024), available at https://​​www.​stjamesla.​com/​​AgendaCenter/​​ViewFile/​​Minutes/​​_06242024</w:t>
-      </w:r>
-      <w:r>
-        <w:noBreakHyphen/>
-      </w:r>
-      <w:r>
-        <w:t xml:space="preserve">505. These minutes are not in the record before this Court, but this Court may take judicial notice of publicly available documents.</w:t>
+        <w:t xml:space="preserve">Proceedings of the Planning Commission, Parish of St. James, State of Louisiana (June 24, 2024), available at https://​www.​stjamesla.​com/​AgendaCenter/​ViewFile/​Minutes/​_06242024-⁠505. These minutes are not in the record before this Court, but this Court may take judicial notice of publicly available documents.</w:t>
       </w:r>
       <w:r>
         <w:t xml:space="preserve"> </w:t>
@@ -17246,13 +17052,7 @@
         <w:t xml:space="preserve"> </w:t>
       </w:r>
       <w:r>
-        <w:t xml:space="preserve">A Resolution Approving the Application of Occidental Chemical Corporation Under the St. James Parish Land Use Ordinance, With Conditions, Agenda of the St. James Parish Council, August 7, 2024 at PDF p. 51, available at https://​​www.​stjamesla.​com/​​AgendaCenter/​​ViewFile/​​Agenda/​​_08072024</w:t>
-      </w:r>
-      <w:r>
-        <w:noBreakHyphen/>
-      </w:r>
-      <w:r>
-        <w:t xml:space="preserve">512;</w:t>
+        <w:t xml:space="preserve">A Resolution Approving the Application of Occidental Chemical Corporation Under the St. James Parish Land Use Ordinance, With Conditions, Agenda of the St. James Parish Council, August 7, 2024 at PDF p. 51, available at https://​www.​stjamesla.​com/​AgendaCenter/​ViewFile/​Agenda/​_08072024-⁠512;</w:t>
       </w:r>
       <w:r>
         <w:t xml:space="preserve"> </w:t>
@@ -17268,13 +17068,7 @@
         <w:t xml:space="preserve"> </w:t>
       </w:r>
       <w:r>
-        <w:t xml:space="preserve">Minutes of the August 7, 2024 meeting of the St. James Parish Council (approving resolution at PDF p. 7), available at https://​​www.​stjamesla.​com/​​AgendaCenter/​​ViewFile/​​Minutes/​​_08072024</w:t>
-      </w:r>
-      <w:r>
-        <w:noBreakHyphen/>
-      </w:r>
-      <w:r>
-        <w:t xml:space="preserve">512. These minutes are not in the record before this Court, but this Court may take judicial notice of publicly available documents.</w:t>
+        <w:t xml:space="preserve">Minutes of the August 7, 2024 meeting of the St. James Parish Council (approving resolution at PDF p. 7), available at https://​www.​stjamesla.​com/​AgendaCenter/​ViewFile/​Minutes/​_08072024-⁠512. These minutes are not in the record before this Court, but this Court may take judicial notice of publicly available documents.</w:t>
       </w:r>
       <w:r>
         <w:t xml:space="preserve"> </w:t>
@@ -18526,6 +18320,33 @@
       <w:ind w:left="2160" w:hanging="720"/>
     </w:pPr>
   </w:style>
+  <w:style w:type="paragraph" w:customStyle="1" w:styleId="XdQuoteList1">
+    <w:name w:val="Xd Quote List 1"/>
+    <w:basedOn w:val="Normal"/>
+    <w:qFormat/>
+    <w:pPr>
+      <w:spacing w:before="0" w:after="0" w:line="322" w:lineRule="exact"/>
+      <w:ind w:left="1440" w:right="720" w:hanging="720"/>
+    </w:pPr>
+  </w:style>
+  <w:style w:type="paragraph" w:customStyle="1" w:styleId="XdQuoteList2">
+    <w:name w:val="Xd Quote List 2"/>
+    <w:basedOn w:val="Normal"/>
+    <w:qFormat/>
+    <w:pPr>
+      <w:spacing w:before="0" w:after="0" w:line="322" w:lineRule="exact"/>
+      <w:ind w:left="2160" w:right="720" w:hanging="720"/>
+    </w:pPr>
+  </w:style>
+  <w:style w:type="paragraph" w:customStyle="1" w:styleId="XdQuoteList3">
+    <w:name w:val="Xd Quote List 3"/>
+    <w:basedOn w:val="Normal"/>
+    <w:qFormat/>
+    <w:pPr>
+      <w:spacing w:before="0" w:after="0" w:line="322" w:lineRule="exact"/>
+      <w:ind w:left="2880" w:right="720" w:hanging="720"/>
+    </w:pPr>
+  </w:style>
   <w:style w:type="paragraph" w:customStyle="1" w:styleId="XdList1">
     <w:name w:val="XdList1"/>
     <w:basedOn w:val="BodyText"/>
